--- a/Report_group38.docx
+++ b/Report_group38.docx
@@ -477,6 +477,12 @@
               </w:rPr>
               <w:t xml:space="preserve">QM no: </w:t>
             </w:r>
+            <w:r>
+              <w:rPr>
+                <w:rFonts w:hint="eastAsia" w:ascii="Times New Roman" w:hAnsi="Times New Roman" w:cs="Times New Roman"/>
+              </w:rPr>
+              <w:t>231221744</w:t>
+            </w:r>
           </w:p>
         </w:tc>
         <w:tc>
@@ -588,6 +594,12 @@
               </w:rPr>
               <w:t xml:space="preserve">QM no: </w:t>
             </w:r>
+            <w:r>
+              <w:rPr>
+                <w:rFonts w:hint="eastAsia" w:ascii="Times New Roman" w:hAnsi="Times New Roman" w:cs="Times New Roman"/>
+              </w:rPr>
+              <w:t>232123003</w:t>
+            </w:r>
           </w:p>
         </w:tc>
         <w:tc>
@@ -697,7 +709,7 @@
               <w:rPr>
                 <w:rFonts w:ascii="Times New Roman" w:hAnsi="Times New Roman" w:cs="Times New Roman"/>
               </w:rPr>
-              <w:t xml:space="preserve">QM no: </w:t>
+              <w:t>QM no: 231220448</w:t>
             </w:r>
           </w:p>
         </w:tc>
@@ -810,6 +822,12 @@
               </w:rPr>
               <w:t xml:space="preserve">QM no: </w:t>
             </w:r>
+            <w:r>
+              <w:rPr>
+                <w:rFonts w:hint="eastAsia" w:ascii="Times New Roman" w:hAnsi="Times New Roman" w:cs="Times New Roman"/>
+              </w:rPr>
+              <w:t>231221652</w:t>
+            </w:r>
           </w:p>
         </w:tc>
         <w:tc>
@@ -910,6 +928,7 @@
           <w:p>
             <w:pPr>
               <w:spacing w:before="40" w:after="40" w:line="276" w:lineRule="auto"/>
+              <w:ind w:firstLine="210" w:firstLineChars="100"/>
               <w:jc w:val="left"/>
             </w:pPr>
             <w:r>
@@ -939,7 +958,10 @@
         </w:tc>
       </w:tr>
     </w:tbl>
-    <w:p/>
+    <w:p>
+      <w:bookmarkStart w:id="0" w:name="_GoBack"/>
+      <w:bookmarkEnd w:id="0"/>
+    </w:p>
     <w:p>
       <w:pPr>
         <w:pStyle w:val="3"/>
@@ -2016,15 +2038,7 @@
               <w:rPr>
                 <w:sz w:val="19"/>
               </w:rPr>
-              <w:t>Stories</w:t>
-            </w:r>
-            <w:bookmarkStart w:id="0" w:name="_GoBack"/>
-            <w:bookmarkEnd w:id="0"/>
-            <w:r>
-              <w:rPr>
-                <w:sz w:val="19"/>
-              </w:rPr>
-              <w:t xml:space="preserve"> were checked against time, team capacity, and coursework restrictions such as no database and lightweight implementation.</w:t>
+              <w:t>Stories were checked against time, team capacity, and coursework restrictions such as no database and lightweight implementation.</w:t>
             </w:r>
           </w:p>
         </w:tc>
@@ -3466,8 +3480,8 @@
     <w:lsdException w:uiPriority="99" w:name="Normal Indent"/>
     <w:lsdException w:uiPriority="99" w:name="footnote text"/>
     <w:lsdException w:uiPriority="99" w:name="annotation text"/>
-    <w:lsdException w:uiPriority="99" w:semiHidden="0" w:name="header"/>
-    <w:lsdException w:uiPriority="99" w:semiHidden="0" w:name="footer"/>
+    <w:lsdException w:qFormat="1" w:uiPriority="99" w:semiHidden="0" w:name="header"/>
+    <w:lsdException w:qFormat="1" w:uiPriority="99" w:semiHidden="0" w:name="footer"/>
     <w:lsdException w:uiPriority="99" w:name="index heading"/>
     <w:lsdException w:qFormat="1" w:uiPriority="35" w:name="caption"/>
     <w:lsdException w:uiPriority="99" w:name="table of figures"/>
@@ -3480,32 +3494,32 @@
     <w:lsdException w:uiPriority="99" w:name="endnote reference"/>
     <w:lsdException w:uiPriority="99" w:name="endnote text"/>
     <w:lsdException w:uiPriority="99" w:name="table of authorities"/>
-    <w:lsdException w:uiPriority="99" w:semiHidden="0" w:name="macro"/>
+    <w:lsdException w:qFormat="1" w:uiPriority="99" w:semiHidden="0" w:name="macro"/>
     <w:lsdException w:uiPriority="99" w:name="toa heading"/>
-    <w:lsdException w:uiPriority="99" w:semiHidden="0" w:name="List"/>
-    <w:lsdException w:uiPriority="99" w:semiHidden="0" w:name="List Bullet"/>
-    <w:lsdException w:uiPriority="99" w:semiHidden="0" w:name="List Number"/>
-    <w:lsdException w:uiPriority="99" w:semiHidden="0" w:name="List 2"/>
-    <w:lsdException w:uiPriority="99" w:semiHidden="0" w:name="List 3"/>
+    <w:lsdException w:qFormat="1" w:uiPriority="99" w:semiHidden="0" w:name="List"/>
+    <w:lsdException w:qFormat="1" w:uiPriority="99" w:semiHidden="0" w:name="List Bullet"/>
+    <w:lsdException w:qFormat="1" w:uiPriority="99" w:semiHidden="0" w:name="List Number"/>
+    <w:lsdException w:qFormat="1" w:uiPriority="99" w:semiHidden="0" w:name="List 2"/>
+    <w:lsdException w:qFormat="1" w:uiPriority="99" w:semiHidden="0" w:name="List 3"/>
     <w:lsdException w:uiPriority="99" w:name="List 4"/>
     <w:lsdException w:uiPriority="99" w:name="List 5"/>
-    <w:lsdException w:uiPriority="99" w:semiHidden="0" w:name="List Bullet 2"/>
-    <w:lsdException w:uiPriority="99" w:semiHidden="0" w:name="List Bullet 3"/>
+    <w:lsdException w:qFormat="1" w:uiPriority="99" w:semiHidden="0" w:name="List Bullet 2"/>
+    <w:lsdException w:qFormat="1" w:uiPriority="99" w:semiHidden="0" w:name="List Bullet 3"/>
     <w:lsdException w:uiPriority="99" w:name="List Bullet 4"/>
     <w:lsdException w:uiPriority="99" w:name="List Bullet 5"/>
-    <w:lsdException w:uiPriority="99" w:semiHidden="0" w:name="List Number 2"/>
-    <w:lsdException w:uiPriority="99" w:semiHidden="0" w:name="List Number 3"/>
+    <w:lsdException w:qFormat="1" w:uiPriority="99" w:semiHidden="0" w:name="List Number 2"/>
+    <w:lsdException w:qFormat="1" w:uiPriority="99" w:semiHidden="0" w:name="List Number 3"/>
     <w:lsdException w:uiPriority="99" w:name="List Number 4"/>
     <w:lsdException w:uiPriority="99" w:name="List Number 5"/>
     <w:lsdException w:qFormat="1" w:unhideWhenUsed="0" w:uiPriority="10" w:semiHidden="0" w:name="Title"/>
     <w:lsdException w:uiPriority="99" w:name="Closing"/>
     <w:lsdException w:uiPriority="99" w:name="Signature"/>
-    <w:lsdException w:uiPriority="1" w:name="Default Paragraph Font"/>
-    <w:lsdException w:uiPriority="99" w:semiHidden="0" w:name="Body Text"/>
+    <w:lsdException w:qFormat="1" w:uiPriority="1" w:name="Default Paragraph Font"/>
+    <w:lsdException w:qFormat="1" w:uiPriority="99" w:semiHidden="0" w:name="Body Text"/>
     <w:lsdException w:uiPriority="99" w:name="Body Text Indent"/>
-    <w:lsdException w:uiPriority="99" w:semiHidden="0" w:name="List Continue"/>
+    <w:lsdException w:qFormat="1" w:uiPriority="99" w:semiHidden="0" w:name="List Continue"/>
     <w:lsdException w:qFormat="1" w:uiPriority="99" w:semiHidden="0" w:name="List Continue 2"/>
-    <w:lsdException w:uiPriority="99" w:semiHidden="0" w:name="List Continue 3"/>
+    <w:lsdException w:qFormat="1" w:uiPriority="99" w:semiHidden="0" w:name="List Continue 3"/>
     <w:lsdException w:uiPriority="99" w:name="List Continue 4"/>
     <w:lsdException w:uiPriority="99" w:name="List Continue 5"/>
     <w:lsdException w:uiPriority="99" w:name="Message Header"/>
@@ -3515,8 +3529,8 @@
     <w:lsdException w:uiPriority="99" w:name="Body Text First Indent"/>
     <w:lsdException w:uiPriority="99" w:name="Body Text First Indent 2"/>
     <w:lsdException w:uiPriority="99" w:name="Note Heading"/>
-    <w:lsdException w:uiPriority="99" w:semiHidden="0" w:name="Body Text 2"/>
-    <w:lsdException w:uiPriority="99" w:semiHidden="0" w:name="Body Text 3"/>
+    <w:lsdException w:qFormat="1" w:uiPriority="99" w:semiHidden="0" w:name="Body Text 2"/>
+    <w:lsdException w:qFormat="1" w:uiPriority="99" w:semiHidden="0" w:name="Body Text 3"/>
     <w:lsdException w:uiPriority="99" w:name="Body Text Indent 2"/>
     <w:lsdException w:uiPriority="99" w:name="Body Text Indent 3"/>
     <w:lsdException w:uiPriority="99" w:name="Block Text"/>
@@ -3538,7 +3552,7 @@
     <w:lsdException w:uiPriority="99" w:name="HTML Sample"/>
     <w:lsdException w:uiPriority="99" w:name="HTML Typewriter"/>
     <w:lsdException w:uiPriority="99" w:name="HTML Variable"/>
-    <w:lsdException w:uiPriority="99" w:name="Normal Table"/>
+    <w:lsdException w:qFormat="1" w:uiPriority="99" w:name="Normal Table"/>
     <w:lsdException w:uiPriority="99" w:name="annotation subject"/>
     <w:lsdException w:uiPriority="99" w:name="Table Simple 1"/>
     <w:lsdException w:uiPriority="99" w:name="Table Simple 2"/>
@@ -3583,110 +3597,110 @@
     <w:lsdException w:uiPriority="99" w:name="Table Web 2"/>
     <w:lsdException w:uiPriority="99" w:name="Table Web 3"/>
     <w:lsdException w:uiPriority="99" w:name="Balloon Text"/>
-    <w:lsdException w:unhideWhenUsed="0" w:uiPriority="59" w:semiHidden="0" w:name="Table Grid"/>
+    <w:lsdException w:qFormat="1" w:unhideWhenUsed="0" w:uiPriority="59" w:semiHidden="0" w:name="Table Grid"/>
     <w:lsdException w:uiPriority="99" w:name="Table Theme"/>
     <w:lsdException w:qFormat="1" w:unhideWhenUsed="0" w:uiPriority="1" w:semiHidden="0" w:name="No Spacing"/>
-    <w:lsdException w:unhideWhenUsed="0" w:uiPriority="60" w:semiHidden="0" w:name="Light Shading"/>
-    <w:lsdException w:unhideWhenUsed="0" w:uiPriority="61" w:semiHidden="0" w:name="Light List"/>
-    <w:lsdException w:unhideWhenUsed="0" w:uiPriority="62" w:semiHidden="0" w:name="Light Grid"/>
+    <w:lsdException w:qFormat="1" w:unhideWhenUsed="0" w:uiPriority="60" w:semiHidden="0" w:name="Light Shading"/>
+    <w:lsdException w:qFormat="1" w:unhideWhenUsed="0" w:uiPriority="61" w:semiHidden="0" w:name="Light List"/>
+    <w:lsdException w:qFormat="1" w:unhideWhenUsed="0" w:uiPriority="62" w:semiHidden="0" w:name="Light Grid"/>
     <w:lsdException w:qFormat="1" w:unhideWhenUsed="0" w:uiPriority="63" w:semiHidden="0" w:name="Medium Shading 1"/>
-    <w:lsdException w:unhideWhenUsed="0" w:uiPriority="64" w:semiHidden="0" w:name="Medium Shading 2"/>
-    <w:lsdException w:unhideWhenUsed="0" w:uiPriority="65" w:semiHidden="0" w:name="Medium List 1"/>
+    <w:lsdException w:qFormat="1" w:unhideWhenUsed="0" w:uiPriority="64" w:semiHidden="0" w:name="Medium Shading 2"/>
+    <w:lsdException w:qFormat="1" w:unhideWhenUsed="0" w:uiPriority="65" w:semiHidden="0" w:name="Medium List 1"/>
     <w:lsdException w:qFormat="1" w:unhideWhenUsed="0" w:uiPriority="66" w:semiHidden="0" w:name="Medium List 2"/>
-    <w:lsdException w:unhideWhenUsed="0" w:uiPriority="67" w:semiHidden="0" w:name="Medium Grid 1"/>
+    <w:lsdException w:qFormat="1" w:unhideWhenUsed="0" w:uiPriority="67" w:semiHidden="0" w:name="Medium Grid 1"/>
     <w:lsdException w:qFormat="1" w:unhideWhenUsed="0" w:uiPriority="68" w:semiHidden="0" w:name="Medium Grid 2"/>
-    <w:lsdException w:unhideWhenUsed="0" w:uiPriority="69" w:semiHidden="0" w:name="Medium Grid 3"/>
+    <w:lsdException w:qFormat="1" w:unhideWhenUsed="0" w:uiPriority="69" w:semiHidden="0" w:name="Medium Grid 3"/>
     <w:lsdException w:qFormat="1" w:unhideWhenUsed="0" w:uiPriority="70" w:semiHidden="0" w:name="Dark List"/>
     <w:lsdException w:qFormat="1" w:unhideWhenUsed="0" w:uiPriority="71" w:semiHidden="0" w:name="Colorful Shading"/>
-    <w:lsdException w:unhideWhenUsed="0" w:uiPriority="72" w:semiHidden="0" w:name="Colorful List"/>
+    <w:lsdException w:qFormat="1" w:unhideWhenUsed="0" w:uiPriority="72" w:semiHidden="0" w:name="Colorful List"/>
     <w:lsdException w:qFormat="1" w:unhideWhenUsed="0" w:uiPriority="73" w:semiHidden="0" w:name="Colorful Grid"/>
     <w:lsdException w:qFormat="1" w:unhideWhenUsed="0" w:uiPriority="60" w:semiHidden="0" w:name="Light Shading Accent 1"/>
-    <w:lsdException w:unhideWhenUsed="0" w:uiPriority="61" w:semiHidden="0" w:name="Light List Accent 1"/>
+    <w:lsdException w:qFormat="1" w:unhideWhenUsed="0" w:uiPriority="61" w:semiHidden="0" w:name="Light List Accent 1"/>
     <w:lsdException w:qFormat="1" w:unhideWhenUsed="0" w:uiPriority="62" w:semiHidden="0" w:name="Light Grid Accent 1"/>
-    <w:lsdException w:unhideWhenUsed="0" w:uiPriority="63" w:semiHidden="0" w:name="Medium Shading 1 Accent 1"/>
+    <w:lsdException w:qFormat="1" w:unhideWhenUsed="0" w:uiPriority="63" w:semiHidden="0" w:name="Medium Shading 1 Accent 1"/>
     <w:lsdException w:qFormat="1" w:unhideWhenUsed="0" w:uiPriority="64" w:semiHidden="0" w:name="Medium Shading 2 Accent 1"/>
-    <w:lsdException w:unhideWhenUsed="0" w:uiPriority="65" w:semiHidden="0" w:name="Medium List 1 Accent 1"/>
+    <w:lsdException w:qFormat="1" w:unhideWhenUsed="0" w:uiPriority="65" w:semiHidden="0" w:name="Medium List 1 Accent 1"/>
     <w:lsdException w:qFormat="1" w:unhideWhenUsed="0" w:uiPriority="34" w:semiHidden="0" w:name="List Paragraph"/>
     <w:lsdException w:qFormat="1" w:unhideWhenUsed="0" w:uiPriority="29" w:semiHidden="0" w:name="Quote"/>
     <w:lsdException w:qFormat="1" w:unhideWhenUsed="0" w:uiPriority="30" w:semiHidden="0" w:name="Intense Quote"/>
     <w:lsdException w:qFormat="1" w:unhideWhenUsed="0" w:uiPriority="66" w:semiHidden="0" w:name="Medium List 2 Accent 1"/>
-    <w:lsdException w:unhideWhenUsed="0" w:uiPriority="67" w:semiHidden="0" w:name="Medium Grid 1 Accent 1"/>
+    <w:lsdException w:qFormat="1" w:unhideWhenUsed="0" w:uiPriority="67" w:semiHidden="0" w:name="Medium Grid 1 Accent 1"/>
     <w:lsdException w:qFormat="1" w:unhideWhenUsed="0" w:uiPriority="68" w:semiHidden="0" w:name="Medium Grid 2 Accent 1"/>
-    <w:lsdException w:unhideWhenUsed="0" w:uiPriority="69" w:semiHidden="0" w:name="Medium Grid 3 Accent 1"/>
-    <w:lsdException w:unhideWhenUsed="0" w:uiPriority="70" w:semiHidden="0" w:name="Dark List Accent 1"/>
-    <w:lsdException w:unhideWhenUsed="0" w:uiPriority="71" w:semiHidden="0" w:name="Colorful Shading Accent 1"/>
-    <w:lsdException w:unhideWhenUsed="0" w:uiPriority="72" w:semiHidden="0" w:name="Colorful List Accent 1"/>
+    <w:lsdException w:qFormat="1" w:unhideWhenUsed="0" w:uiPriority="69" w:semiHidden="0" w:name="Medium Grid 3 Accent 1"/>
+    <w:lsdException w:qFormat="1" w:unhideWhenUsed="0" w:uiPriority="70" w:semiHidden="0" w:name="Dark List Accent 1"/>
+    <w:lsdException w:qFormat="1" w:unhideWhenUsed="0" w:uiPriority="71" w:semiHidden="0" w:name="Colorful Shading Accent 1"/>
+    <w:lsdException w:qFormat="1" w:unhideWhenUsed="0" w:uiPriority="72" w:semiHidden="0" w:name="Colorful List Accent 1"/>
     <w:lsdException w:qFormat="1" w:unhideWhenUsed="0" w:uiPriority="73" w:semiHidden="0" w:name="Colorful Grid Accent 1"/>
     <w:lsdException w:qFormat="1" w:unhideWhenUsed="0" w:uiPriority="60" w:semiHidden="0" w:name="Light Shading Accent 2"/>
     <w:lsdException w:qFormat="1" w:unhideWhenUsed="0" w:uiPriority="61" w:semiHidden="0" w:name="Light List Accent 2"/>
     <w:lsdException w:qFormat="1" w:unhideWhenUsed="0" w:uiPriority="62" w:semiHidden="0" w:name="Light Grid Accent 2"/>
-    <w:lsdException w:unhideWhenUsed="0" w:uiPriority="63" w:semiHidden="0" w:name="Medium Shading 1 Accent 2"/>
-    <w:lsdException w:unhideWhenUsed="0" w:uiPriority="64" w:semiHidden="0" w:name="Medium Shading 2 Accent 2"/>
-    <w:lsdException w:unhideWhenUsed="0" w:uiPriority="65" w:semiHidden="0" w:name="Medium List 1 Accent 2"/>
+    <w:lsdException w:qFormat="1" w:unhideWhenUsed="0" w:uiPriority="63" w:semiHidden="0" w:name="Medium Shading 1 Accent 2"/>
+    <w:lsdException w:qFormat="1" w:unhideWhenUsed="0" w:uiPriority="64" w:semiHidden="0" w:name="Medium Shading 2 Accent 2"/>
+    <w:lsdException w:qFormat="1" w:unhideWhenUsed="0" w:uiPriority="65" w:semiHidden="0" w:name="Medium List 1 Accent 2"/>
     <w:lsdException w:qFormat="1" w:unhideWhenUsed="0" w:uiPriority="66" w:semiHidden="0" w:name="Medium List 2 Accent 2"/>
-    <w:lsdException w:unhideWhenUsed="0" w:uiPriority="67" w:semiHidden="0" w:name="Medium Grid 1 Accent 2"/>
-    <w:lsdException w:unhideWhenUsed="0" w:uiPriority="68" w:semiHidden="0" w:name="Medium Grid 2 Accent 2"/>
+    <w:lsdException w:qFormat="1" w:unhideWhenUsed="0" w:uiPriority="67" w:semiHidden="0" w:name="Medium Grid 1 Accent 2"/>
+    <w:lsdException w:qFormat="1" w:unhideWhenUsed="0" w:uiPriority="68" w:semiHidden="0" w:name="Medium Grid 2 Accent 2"/>
     <w:lsdException w:qFormat="1" w:unhideWhenUsed="0" w:uiPriority="69" w:semiHidden="0" w:name="Medium Grid 3 Accent 2"/>
-    <w:lsdException w:unhideWhenUsed="0" w:uiPriority="70" w:semiHidden="0" w:name="Dark List Accent 2"/>
-    <w:lsdException w:unhideWhenUsed="0" w:uiPriority="71" w:semiHidden="0" w:name="Colorful Shading Accent 2"/>
-    <w:lsdException w:unhideWhenUsed="0" w:uiPriority="72" w:semiHidden="0" w:name="Colorful List Accent 2"/>
+    <w:lsdException w:qFormat="1" w:unhideWhenUsed="0" w:uiPriority="70" w:semiHidden="0" w:name="Dark List Accent 2"/>
+    <w:lsdException w:qFormat="1" w:unhideWhenUsed="0" w:uiPriority="71" w:semiHidden="0" w:name="Colorful Shading Accent 2"/>
+    <w:lsdException w:qFormat="1" w:unhideWhenUsed="0" w:uiPriority="72" w:semiHidden="0" w:name="Colorful List Accent 2"/>
     <w:lsdException w:qFormat="1" w:unhideWhenUsed="0" w:uiPriority="73" w:semiHidden="0" w:name="Colorful Grid Accent 2"/>
-    <w:lsdException w:unhideWhenUsed="0" w:uiPriority="60" w:semiHidden="0" w:name="Light Shading Accent 3"/>
-    <w:lsdException w:unhideWhenUsed="0" w:uiPriority="61" w:semiHidden="0" w:name="Light List Accent 3"/>
-    <w:lsdException w:unhideWhenUsed="0" w:uiPriority="62" w:semiHidden="0" w:name="Light Grid Accent 3"/>
-    <w:lsdException w:unhideWhenUsed="0" w:uiPriority="63" w:semiHidden="0" w:name="Medium Shading 1 Accent 3"/>
-    <w:lsdException w:unhideWhenUsed="0" w:uiPriority="64" w:semiHidden="0" w:name="Medium Shading 2 Accent 3"/>
-    <w:lsdException w:unhideWhenUsed="0" w:uiPriority="65" w:semiHidden="0" w:name="Medium List 1 Accent 3"/>
-    <w:lsdException w:unhideWhenUsed="0" w:uiPriority="66" w:semiHidden="0" w:name="Medium List 2 Accent 3"/>
+    <w:lsdException w:qFormat="1" w:unhideWhenUsed="0" w:uiPriority="60" w:semiHidden="0" w:name="Light Shading Accent 3"/>
+    <w:lsdException w:qFormat="1" w:unhideWhenUsed="0" w:uiPriority="61" w:semiHidden="0" w:name="Light List Accent 3"/>
+    <w:lsdException w:qFormat="1" w:unhideWhenUsed="0" w:uiPriority="62" w:semiHidden="0" w:name="Light Grid Accent 3"/>
+    <w:lsdException w:qFormat="1" w:unhideWhenUsed="0" w:uiPriority="63" w:semiHidden="0" w:name="Medium Shading 1 Accent 3"/>
+    <w:lsdException w:qFormat="1" w:unhideWhenUsed="0" w:uiPriority="64" w:semiHidden="0" w:name="Medium Shading 2 Accent 3"/>
+    <w:lsdException w:qFormat="1" w:unhideWhenUsed="0" w:uiPriority="65" w:semiHidden="0" w:name="Medium List 1 Accent 3"/>
+    <w:lsdException w:qFormat="1" w:unhideWhenUsed="0" w:uiPriority="66" w:semiHidden="0" w:name="Medium List 2 Accent 3"/>
     <w:lsdException w:qFormat="1" w:unhideWhenUsed="0" w:uiPriority="67" w:semiHidden="0" w:name="Medium Grid 1 Accent 3"/>
-    <w:lsdException w:unhideWhenUsed="0" w:uiPriority="68" w:semiHidden="0" w:name="Medium Grid 2 Accent 3"/>
-    <w:lsdException w:unhideWhenUsed="0" w:uiPriority="69" w:semiHidden="0" w:name="Medium Grid 3 Accent 3"/>
-    <w:lsdException w:unhideWhenUsed="0" w:uiPriority="70" w:semiHidden="0" w:name="Dark List Accent 3"/>
-    <w:lsdException w:unhideWhenUsed="0" w:uiPriority="71" w:semiHidden="0" w:name="Colorful Shading Accent 3"/>
+    <w:lsdException w:qFormat="1" w:unhideWhenUsed="0" w:uiPriority="68" w:semiHidden="0" w:name="Medium Grid 2 Accent 3"/>
+    <w:lsdException w:qFormat="1" w:unhideWhenUsed="0" w:uiPriority="69" w:semiHidden="0" w:name="Medium Grid 3 Accent 3"/>
+    <w:lsdException w:qFormat="1" w:unhideWhenUsed="0" w:uiPriority="70" w:semiHidden="0" w:name="Dark List Accent 3"/>
+    <w:lsdException w:qFormat="1" w:unhideWhenUsed="0" w:uiPriority="71" w:semiHidden="0" w:name="Colorful Shading Accent 3"/>
     <w:lsdException w:qFormat="1" w:unhideWhenUsed="0" w:uiPriority="72" w:semiHidden="0" w:name="Colorful List Accent 3"/>
-    <w:lsdException w:unhideWhenUsed="0" w:uiPriority="73" w:semiHidden="0" w:name="Colorful Grid Accent 3"/>
+    <w:lsdException w:qFormat="1" w:unhideWhenUsed="0" w:uiPriority="73" w:semiHidden="0" w:name="Colorful Grid Accent 3"/>
     <w:lsdException w:qFormat="1" w:unhideWhenUsed="0" w:uiPriority="60" w:semiHidden="0" w:name="Light Shading Accent 4"/>
     <w:lsdException w:qFormat="1" w:unhideWhenUsed="0" w:uiPriority="61" w:semiHidden="0" w:name="Light List Accent 4"/>
-    <w:lsdException w:unhideWhenUsed="0" w:uiPriority="62" w:semiHidden="0" w:name="Light Grid Accent 4"/>
+    <w:lsdException w:qFormat="1" w:unhideWhenUsed="0" w:uiPriority="62" w:semiHidden="0" w:name="Light Grid Accent 4"/>
     <w:lsdException w:qFormat="1" w:unhideWhenUsed="0" w:uiPriority="63" w:semiHidden="0" w:name="Medium Shading 1 Accent 4"/>
-    <w:lsdException w:unhideWhenUsed="0" w:uiPriority="64" w:semiHidden="0" w:name="Medium Shading 2 Accent 4"/>
+    <w:lsdException w:qFormat="1" w:unhideWhenUsed="0" w:uiPriority="64" w:semiHidden="0" w:name="Medium Shading 2 Accent 4"/>
     <w:lsdException w:qFormat="1" w:unhideWhenUsed="0" w:uiPriority="65" w:semiHidden="0" w:name="Medium List 1 Accent 4"/>
-    <w:lsdException w:unhideWhenUsed="0" w:uiPriority="66" w:semiHidden="0" w:name="Medium List 2 Accent 4"/>
-    <w:lsdException w:unhideWhenUsed="0" w:uiPriority="67" w:semiHidden="0" w:name="Medium Grid 1 Accent 4"/>
-    <w:lsdException w:unhideWhenUsed="0" w:uiPriority="68" w:semiHidden="0" w:name="Medium Grid 2 Accent 4"/>
+    <w:lsdException w:qFormat="1" w:unhideWhenUsed="0" w:uiPriority="66" w:semiHidden="0" w:name="Medium List 2 Accent 4"/>
+    <w:lsdException w:qFormat="1" w:unhideWhenUsed="0" w:uiPriority="67" w:semiHidden="0" w:name="Medium Grid 1 Accent 4"/>
+    <w:lsdException w:qFormat="1" w:unhideWhenUsed="0" w:uiPriority="68" w:semiHidden="0" w:name="Medium Grid 2 Accent 4"/>
     <w:lsdException w:qFormat="1" w:unhideWhenUsed="0" w:uiPriority="69" w:semiHidden="0" w:name="Medium Grid 3 Accent 4"/>
     <w:lsdException w:qFormat="1" w:unhideWhenUsed="0" w:uiPriority="70" w:semiHidden="0" w:name="Dark List Accent 4"/>
     <w:lsdException w:qFormat="1" w:unhideWhenUsed="0" w:uiPriority="71" w:semiHidden="0" w:name="Colorful Shading Accent 4"/>
     <w:lsdException w:qFormat="1" w:unhideWhenUsed="0" w:uiPriority="72" w:semiHidden="0" w:name="Colorful List Accent 4"/>
-    <w:lsdException w:unhideWhenUsed="0" w:uiPriority="73" w:semiHidden="0" w:name="Colorful Grid Accent 4"/>
+    <w:lsdException w:qFormat="1" w:unhideWhenUsed="0" w:uiPriority="73" w:semiHidden="0" w:name="Colorful Grid Accent 4"/>
     <w:lsdException w:qFormat="1" w:unhideWhenUsed="0" w:uiPriority="60" w:semiHidden="0" w:name="Light Shading Accent 5"/>
     <w:lsdException w:qFormat="1" w:unhideWhenUsed="0" w:uiPriority="61" w:semiHidden="0" w:name="Light List Accent 5"/>
     <w:lsdException w:qFormat="1" w:unhideWhenUsed="0" w:uiPriority="62" w:semiHidden="0" w:name="Light Grid Accent 5"/>
-    <w:lsdException w:unhideWhenUsed="0" w:uiPriority="63" w:semiHidden="0" w:name="Medium Shading 1 Accent 5"/>
-    <w:lsdException w:unhideWhenUsed="0" w:uiPriority="64" w:semiHidden="0" w:name="Medium Shading 2 Accent 5"/>
-    <w:lsdException w:unhideWhenUsed="0" w:uiPriority="65" w:semiHidden="0" w:name="Medium List 1 Accent 5"/>
+    <w:lsdException w:qFormat="1" w:unhideWhenUsed="0" w:uiPriority="63" w:semiHidden="0" w:name="Medium Shading 1 Accent 5"/>
+    <w:lsdException w:qFormat="1" w:unhideWhenUsed="0" w:uiPriority="64" w:semiHidden="0" w:name="Medium Shading 2 Accent 5"/>
+    <w:lsdException w:qFormat="1" w:unhideWhenUsed="0" w:uiPriority="65" w:semiHidden="0" w:name="Medium List 1 Accent 5"/>
     <w:lsdException w:qFormat="1" w:unhideWhenUsed="0" w:uiPriority="66" w:semiHidden="0" w:name="Medium List 2 Accent 5"/>
-    <w:lsdException w:unhideWhenUsed="0" w:uiPriority="67" w:semiHidden="0" w:name="Medium Grid 1 Accent 5"/>
-    <w:lsdException w:unhideWhenUsed="0" w:uiPriority="68" w:semiHidden="0" w:name="Medium Grid 2 Accent 5"/>
-    <w:lsdException w:unhideWhenUsed="0" w:uiPriority="69" w:semiHidden="0" w:name="Medium Grid 3 Accent 5"/>
-    <w:lsdException w:unhideWhenUsed="0" w:uiPriority="70" w:semiHidden="0" w:name="Dark List Accent 5"/>
+    <w:lsdException w:qFormat="1" w:unhideWhenUsed="0" w:uiPriority="67" w:semiHidden="0" w:name="Medium Grid 1 Accent 5"/>
+    <w:lsdException w:qFormat="1" w:unhideWhenUsed="0" w:uiPriority="68" w:semiHidden="0" w:name="Medium Grid 2 Accent 5"/>
+    <w:lsdException w:qFormat="1" w:unhideWhenUsed="0" w:uiPriority="69" w:semiHidden="0" w:name="Medium Grid 3 Accent 5"/>
+    <w:lsdException w:qFormat="1" w:unhideWhenUsed="0" w:uiPriority="70" w:semiHidden="0" w:name="Dark List Accent 5"/>
     <w:lsdException w:qFormat="1" w:unhideWhenUsed="0" w:uiPriority="71" w:semiHidden="0" w:name="Colorful Shading Accent 5"/>
     <w:lsdException w:qFormat="1" w:unhideWhenUsed="0" w:uiPriority="72" w:semiHidden="0" w:name="Colorful List Accent 5"/>
     <w:lsdException w:qFormat="1" w:unhideWhenUsed="0" w:uiPriority="73" w:semiHidden="0" w:name="Colorful Grid Accent 5"/>
-    <w:lsdException w:unhideWhenUsed="0" w:uiPriority="60" w:semiHidden="0" w:name="Light Shading Accent 6"/>
+    <w:lsdException w:qFormat="1" w:unhideWhenUsed="0" w:uiPriority="60" w:semiHidden="0" w:name="Light Shading Accent 6"/>
     <w:lsdException w:qFormat="1" w:unhideWhenUsed="0" w:uiPriority="61" w:semiHidden="0" w:name="Light List Accent 6"/>
-    <w:lsdException w:unhideWhenUsed="0" w:uiPriority="62" w:semiHidden="0" w:name="Light Grid Accent 6"/>
+    <w:lsdException w:qFormat="1" w:unhideWhenUsed="0" w:uiPriority="62" w:semiHidden="0" w:name="Light Grid Accent 6"/>
     <w:lsdException w:qFormat="1" w:unhideWhenUsed="0" w:uiPriority="63" w:semiHidden="0" w:name="Medium Shading 1 Accent 6"/>
     <w:lsdException w:qFormat="1" w:unhideWhenUsed="0" w:uiPriority="64" w:semiHidden="0" w:name="Medium Shading 2 Accent 6"/>
-    <w:lsdException w:unhideWhenUsed="0" w:uiPriority="65" w:semiHidden="0" w:name="Medium List 1 Accent 6"/>
+    <w:lsdException w:qFormat="1" w:unhideWhenUsed="0" w:uiPriority="65" w:semiHidden="0" w:name="Medium List 1 Accent 6"/>
     <w:lsdException w:qFormat="1" w:unhideWhenUsed="0" w:uiPriority="66" w:semiHidden="0" w:name="Medium List 2 Accent 6"/>
-    <w:lsdException w:unhideWhenUsed="0" w:uiPriority="67" w:semiHidden="0" w:name="Medium Grid 1 Accent 6"/>
-    <w:lsdException w:unhideWhenUsed="0" w:uiPriority="68" w:semiHidden="0" w:name="Medium Grid 2 Accent 6"/>
-    <w:lsdException w:unhideWhenUsed="0" w:uiPriority="69" w:semiHidden="0" w:name="Medium Grid 3 Accent 6"/>
-    <w:lsdException w:unhideWhenUsed="0" w:uiPriority="70" w:semiHidden="0" w:name="Dark List Accent 6"/>
+    <w:lsdException w:qFormat="1" w:unhideWhenUsed="0" w:uiPriority="67" w:semiHidden="0" w:name="Medium Grid 1 Accent 6"/>
+    <w:lsdException w:qFormat="1" w:unhideWhenUsed="0" w:uiPriority="68" w:semiHidden="0" w:name="Medium Grid 2 Accent 6"/>
+    <w:lsdException w:qFormat="1" w:unhideWhenUsed="0" w:uiPriority="69" w:semiHidden="0" w:name="Medium Grid 3 Accent 6"/>
+    <w:lsdException w:qFormat="1" w:unhideWhenUsed="0" w:uiPriority="70" w:semiHidden="0" w:name="Dark List Accent 6"/>
     <w:lsdException w:qFormat="1" w:unhideWhenUsed="0" w:uiPriority="71" w:semiHidden="0" w:name="Colorful Shading Accent 6"/>
-    <w:lsdException w:unhideWhenUsed="0" w:uiPriority="72" w:semiHidden="0" w:name="Colorful List Accent 6"/>
-    <w:lsdException w:unhideWhenUsed="0" w:uiPriority="73" w:semiHidden="0" w:name="Colorful Grid Accent 6"/>
+    <w:lsdException w:qFormat="1" w:unhideWhenUsed="0" w:uiPriority="72" w:semiHidden="0" w:name="Colorful List Accent 6"/>
+    <w:lsdException w:qFormat="1" w:unhideWhenUsed="0" w:uiPriority="73" w:semiHidden="0" w:name="Colorful Grid Accent 6"/>
   </w:latentStyles>
   <w:style w:type="paragraph" w:default="1" w:styleId="1">
     <w:name w:val="Normal"/>
@@ -3937,12 +3951,14 @@
     <w:name w:val="Default Paragraph Font"/>
     <w:semiHidden/>
     <w:unhideWhenUsed/>
+    <w:qFormat/>
     <w:uiPriority w:val="1"/>
   </w:style>
   <w:style w:type="table" w:default="1" w:styleId="32">
     <w:name w:val="Normal Table"/>
     <w:semiHidden/>
     <w:unhideWhenUsed/>
+    <w:qFormat/>
     <w:uiPriority w:val="99"/>
     <w:tblPr>
       <w:tblCellMar>
@@ -3957,6 +3973,7 @@
     <w:name w:val="macro"/>
     <w:link w:val="147"/>
     <w:unhideWhenUsed/>
+    <w:qFormat/>
     <w:uiPriority w:val="99"/>
     <w:pPr>
       <w:tabs>
@@ -3981,6 +3998,7 @@
     <w:name w:val="List 3"/>
     <w:basedOn w:val="1"/>
     <w:unhideWhenUsed/>
+    <w:qFormat/>
     <w:uiPriority w:val="99"/>
     <w:pPr>
       <w:ind w:left="1080" w:hanging="360"/>
@@ -3991,6 +4009,7 @@
     <w:name w:val="List Number 2"/>
     <w:basedOn w:val="1"/>
     <w:unhideWhenUsed/>
+    <w:qFormat/>
     <w:uiPriority w:val="99"/>
     <w:pPr>
       <w:numPr>
@@ -4004,6 +4023,7 @@
     <w:name w:val="List Number"/>
     <w:basedOn w:val="1"/>
     <w:unhideWhenUsed/>
+    <w:qFormat/>
     <w:uiPriority w:val="99"/>
     <w:pPr>
       <w:numPr>
@@ -4041,6 +4061,7 @@
     <w:name w:val="List Bullet"/>
     <w:basedOn w:val="1"/>
     <w:unhideWhenUsed/>
+    <w:qFormat/>
     <w:uiPriority w:val="99"/>
     <w:pPr>
       <w:numPr>
@@ -4055,6 +4076,7 @@
     <w:basedOn w:val="1"/>
     <w:link w:val="146"/>
     <w:unhideWhenUsed/>
+    <w:qFormat/>
     <w:uiPriority w:val="99"/>
     <w:pPr>
       <w:spacing w:after="120"/>
@@ -4068,6 +4090,7 @@
     <w:name w:val="List Bullet 3"/>
     <w:basedOn w:val="1"/>
     <w:unhideWhenUsed/>
+    <w:qFormat/>
     <w:uiPriority w:val="99"/>
     <w:pPr>
       <w:numPr>
@@ -4082,6 +4105,7 @@
     <w:basedOn w:val="1"/>
     <w:link w:val="144"/>
     <w:unhideWhenUsed/>
+    <w:qFormat/>
     <w:uiPriority w:val="99"/>
     <w:pPr>
       <w:spacing w:after="120"/>
@@ -4091,6 +4115,7 @@
     <w:name w:val="List Number 3"/>
     <w:basedOn w:val="1"/>
     <w:unhideWhenUsed/>
+    <w:qFormat/>
     <w:uiPriority w:val="99"/>
     <w:pPr>
       <w:numPr>
@@ -4104,6 +4129,7 @@
     <w:name w:val="List 2"/>
     <w:basedOn w:val="1"/>
     <w:unhideWhenUsed/>
+    <w:qFormat/>
     <w:uiPriority w:val="99"/>
     <w:pPr>
       <w:ind w:left="720" w:hanging="360"/>
@@ -4114,6 +4140,7 @@
     <w:name w:val="List Continue"/>
     <w:basedOn w:val="1"/>
     <w:unhideWhenUsed/>
+    <w:qFormat/>
     <w:uiPriority w:val="99"/>
     <w:pPr>
       <w:spacing w:after="120"/>
@@ -4125,6 +4152,7 @@
     <w:name w:val="List Bullet 2"/>
     <w:basedOn w:val="1"/>
     <w:unhideWhenUsed/>
+    <w:qFormat/>
     <w:uiPriority w:val="99"/>
     <w:pPr>
       <w:numPr>
@@ -4139,6 +4167,7 @@
     <w:basedOn w:val="1"/>
     <w:link w:val="136"/>
     <w:unhideWhenUsed/>
+    <w:qFormat/>
     <w:uiPriority w:val="99"/>
     <w:pPr>
       <w:tabs>
@@ -4153,6 +4182,7 @@
     <w:basedOn w:val="1"/>
     <w:link w:val="135"/>
     <w:unhideWhenUsed/>
+    <w:qFormat/>
     <w:uiPriority w:val="99"/>
     <w:pPr>
       <w:tabs>
@@ -4188,6 +4218,7 @@
     <w:name w:val="List"/>
     <w:basedOn w:val="1"/>
     <w:unhideWhenUsed/>
+    <w:qFormat/>
     <w:uiPriority w:val="99"/>
     <w:pPr>
       <w:ind w:left="360" w:hanging="360"/>
@@ -4199,6 +4230,7 @@
     <w:basedOn w:val="1"/>
     <w:link w:val="145"/>
     <w:unhideWhenUsed/>
+    <w:qFormat/>
     <w:uiPriority w:val="99"/>
     <w:pPr>
       <w:spacing w:after="120" w:line="480" w:lineRule="auto"/>
@@ -4220,6 +4252,7 @@
     <w:name w:val="List Continue 3"/>
     <w:basedOn w:val="1"/>
     <w:unhideWhenUsed/>
+    <w:qFormat/>
     <w:uiPriority w:val="99"/>
     <w:pPr>
       <w:spacing w:after="120"/>
@@ -4254,6 +4287,7 @@
   <w:style w:type="table" w:styleId="33">
     <w:name w:val="Table Grid"/>
     <w:basedOn w:val="32"/>
+    <w:qFormat/>
     <w:uiPriority w:val="59"/>
     <w:pPr>
       <w:spacing w:after="0" w:line="240" w:lineRule="auto"/>
@@ -4278,6 +4312,7 @@
   <w:style w:type="table" w:styleId="34">
     <w:name w:val="Light Shading"/>
     <w:basedOn w:val="32"/>
+    <w:qFormat/>
     <w:uiPriority w:val="60"/>
     <w:pPr>
       <w:spacing w:after="0" w:line="240" w:lineRule="auto"/>
@@ -4577,6 +4612,7 @@
   <w:style w:type="table" w:styleId="37">
     <w:name w:val="Light Shading Accent 3"/>
     <w:basedOn w:val="32"/>
+    <w:qFormat/>
     <w:uiPriority w:val="60"/>
     <w:pPr>
       <w:spacing w:after="0" w:line="240" w:lineRule="auto"/>
@@ -4876,6 +4912,7 @@
   <w:style w:type="table" w:styleId="40">
     <w:name w:val="Light Shading Accent 6"/>
     <w:basedOn w:val="32"/>
+    <w:qFormat/>
     <w:uiPriority w:val="60"/>
     <w:pPr>
       <w:spacing w:after="0" w:line="240" w:lineRule="auto"/>
@@ -4975,6 +5012,7 @@
   <w:style w:type="table" w:styleId="41">
     <w:name w:val="Light List"/>
     <w:basedOn w:val="32"/>
+    <w:qFormat/>
     <w:uiPriority w:val="61"/>
     <w:pPr>
       <w:spacing w:after="0" w:line="240" w:lineRule="auto"/>
@@ -5068,6 +5106,7 @@
   <w:style w:type="table" w:styleId="42">
     <w:name w:val="Light List Accent 1"/>
     <w:basedOn w:val="32"/>
+    <w:qFormat/>
     <w:uiPriority w:val="61"/>
     <w:pPr>
       <w:spacing w:after="0" w:line="240" w:lineRule="auto"/>
@@ -5255,6 +5294,7 @@
   <w:style w:type="table" w:styleId="44">
     <w:name w:val="Light List Accent 3"/>
     <w:basedOn w:val="32"/>
+    <w:qFormat/>
     <w:uiPriority w:val="61"/>
     <w:pPr>
       <w:spacing w:after="0" w:line="240" w:lineRule="auto"/>
@@ -5630,6 +5670,7 @@
   <w:style w:type="table" w:styleId="48">
     <w:name w:val="Light Grid"/>
     <w:basedOn w:val="32"/>
+    <w:qFormat/>
     <w:uiPriority w:val="62"/>
     <w:pPr>
       <w:spacing w:after="0" w:line="240" w:lineRule="auto"/>
@@ -6010,6 +6051,7 @@
   <w:style w:type="table" w:styleId="51">
     <w:name w:val="Light Grid Accent 3"/>
     <w:basedOn w:val="32"/>
+    <w:qFormat/>
     <w:uiPriority w:val="62"/>
     <w:pPr>
       <w:spacing w:after="0" w:line="240" w:lineRule="auto"/>
@@ -6136,6 +6178,7 @@
   <w:style w:type="table" w:styleId="52">
     <w:name w:val="Light Grid Accent 4"/>
     <w:basedOn w:val="32"/>
+    <w:qFormat/>
     <w:uiPriority w:val="62"/>
     <w:pPr>
       <w:spacing w:after="0" w:line="240" w:lineRule="auto"/>
@@ -6389,6 +6432,7 @@
   <w:style w:type="table" w:styleId="54">
     <w:name w:val="Light Grid Accent 6"/>
     <w:basedOn w:val="32"/>
+    <w:qFormat/>
     <w:uiPriority w:val="62"/>
     <w:pPr>
       <w:spacing w:after="0" w:line="240" w:lineRule="auto"/>
@@ -6623,6 +6667,7 @@
   <w:style w:type="table" w:styleId="56">
     <w:name w:val="Medium Shading 1 Accent 1"/>
     <w:basedOn w:val="32"/>
+    <w:qFormat/>
     <w:uiPriority w:val="63"/>
     <w:pPr>
       <w:spacing w:after="0" w:line="240" w:lineRule="auto"/>
@@ -6730,6 +6775,7 @@
   <w:style w:type="table" w:styleId="57">
     <w:name w:val="Medium Shading 1 Accent 2"/>
     <w:basedOn w:val="32"/>
+    <w:qFormat/>
     <w:uiPriority w:val="63"/>
     <w:pPr>
       <w:spacing w:after="0" w:line="240" w:lineRule="auto"/>
@@ -6837,6 +6883,7 @@
   <w:style w:type="table" w:styleId="58">
     <w:name w:val="Medium Shading 1 Accent 3"/>
     <w:basedOn w:val="32"/>
+    <w:qFormat/>
     <w:uiPriority w:val="63"/>
     <w:pPr>
       <w:spacing w:after="0" w:line="240" w:lineRule="auto"/>
@@ -7052,6 +7099,7 @@
   <w:style w:type="table" w:styleId="60">
     <w:name w:val="Medium Shading 1 Accent 5"/>
     <w:basedOn w:val="32"/>
+    <w:qFormat/>
     <w:uiPriority w:val="63"/>
     <w:pPr>
       <w:spacing w:after="0" w:line="240" w:lineRule="auto"/>
@@ -7267,6 +7315,7 @@
   <w:style w:type="table" w:styleId="62">
     <w:name w:val="Medium Shading 2"/>
     <w:basedOn w:val="32"/>
+    <w:qFormat/>
     <w:uiPriority w:val="64"/>
     <w:pPr>
       <w:spacing w:after="0" w:line="240" w:lineRule="auto"/>
@@ -7598,6 +7647,7 @@
   <w:style w:type="table" w:styleId="64">
     <w:name w:val="Medium Shading 2 Accent 2"/>
     <w:basedOn w:val="32"/>
+    <w:qFormat/>
     <w:uiPriority w:val="64"/>
     <w:pPr>
       <w:spacing w:after="0" w:line="240" w:lineRule="auto"/>
@@ -7763,6 +7813,7 @@
   <w:style w:type="table" w:styleId="65">
     <w:name w:val="Medium Shading 2 Accent 3"/>
     <w:basedOn w:val="32"/>
+    <w:qFormat/>
     <w:uiPriority w:val="64"/>
     <w:pPr>
       <w:spacing w:after="0" w:line="240" w:lineRule="auto"/>
@@ -7928,6 +7979,7 @@
   <w:style w:type="table" w:styleId="66">
     <w:name w:val="Medium Shading 2 Accent 4"/>
     <w:basedOn w:val="32"/>
+    <w:qFormat/>
     <w:uiPriority w:val="64"/>
     <w:pPr>
       <w:spacing w:after="0" w:line="240" w:lineRule="auto"/>
@@ -8093,6 +8145,7 @@
   <w:style w:type="table" w:styleId="67">
     <w:name w:val="Medium Shading 2 Accent 5"/>
     <w:basedOn w:val="32"/>
+    <w:qFormat/>
     <w:uiPriority w:val="64"/>
     <w:pPr>
       <w:spacing w:after="0" w:line="240" w:lineRule="auto"/>
@@ -8424,6 +8477,7 @@
   <w:style w:type="table" w:styleId="69">
     <w:name w:val="Medium List 1"/>
     <w:basedOn w:val="32"/>
+    <w:qFormat/>
     <w:uiPriority w:val="65"/>
     <w:pPr>
       <w:spacing w:after="0" w:line="240" w:lineRule="auto"/>
@@ -8514,6 +8568,7 @@
   <w:style w:type="table" w:styleId="70">
     <w:name w:val="Medium List 1 Accent 1"/>
     <w:basedOn w:val="32"/>
+    <w:qFormat/>
     <w:uiPriority w:val="65"/>
     <w:pPr>
       <w:spacing w:after="0" w:line="240" w:lineRule="auto"/>
@@ -8604,6 +8659,7 @@
   <w:style w:type="table" w:styleId="71">
     <w:name w:val="Medium List 1 Accent 2"/>
     <w:basedOn w:val="32"/>
+    <w:qFormat/>
     <w:uiPriority w:val="65"/>
     <w:pPr>
       <w:spacing w:after="0" w:line="240" w:lineRule="auto"/>
@@ -8694,6 +8750,7 @@
   <w:style w:type="table" w:styleId="72">
     <w:name w:val="Medium List 1 Accent 3"/>
     <w:basedOn w:val="32"/>
+    <w:qFormat/>
     <w:uiPriority w:val="65"/>
     <w:pPr>
       <w:spacing w:after="0" w:line="240" w:lineRule="auto"/>
@@ -8875,6 +8932,7 @@
   <w:style w:type="table" w:styleId="74">
     <w:name w:val="Medium List 1 Accent 5"/>
     <w:basedOn w:val="32"/>
+    <w:qFormat/>
     <w:uiPriority w:val="65"/>
     <w:pPr>
       <w:spacing w:after="0" w:line="240" w:lineRule="auto"/>
@@ -8965,6 +9023,7 @@
   <w:style w:type="table" w:styleId="75">
     <w:name w:val="Medium List 1 Accent 6"/>
     <w:basedOn w:val="32"/>
+    <w:qFormat/>
     <w:uiPriority w:val="65"/>
     <w:pPr>
       <w:spacing w:after="0" w:line="240" w:lineRule="auto"/>
@@ -9445,6 +9504,7 @@
   <w:style w:type="table" w:styleId="79">
     <w:name w:val="Medium List 2 Accent 3"/>
     <w:basedOn w:val="32"/>
+    <w:qFormat/>
     <w:uiPriority w:val="66"/>
     <w:pPr>
       <w:spacing w:after="0" w:line="240" w:lineRule="auto"/>
@@ -9574,6 +9634,7 @@
   <w:style w:type="table" w:styleId="80">
     <w:name w:val="Medium List 2 Accent 4"/>
     <w:basedOn w:val="32"/>
+    <w:qFormat/>
     <w:uiPriority w:val="66"/>
     <w:pPr>
       <w:spacing w:after="0" w:line="240" w:lineRule="auto"/>
@@ -9963,6 +10024,7 @@
   <w:style w:type="table" w:styleId="83">
     <w:name w:val="Medium Grid 1"/>
     <w:basedOn w:val="32"/>
+    <w:qFormat/>
     <w:uiPriority w:val="67"/>
     <w:pPr>
       <w:spacing w:after="0" w:line="240" w:lineRule="auto"/>
@@ -10032,6 +10094,7 @@
   <w:style w:type="table" w:styleId="84">
     <w:name w:val="Medium Grid 1 Accent 1"/>
     <w:basedOn w:val="32"/>
+    <w:qFormat/>
     <w:uiPriority w:val="67"/>
     <w:pPr>
       <w:spacing w:after="0" w:line="240" w:lineRule="auto"/>
@@ -10101,6 +10164,7 @@
   <w:style w:type="table" w:styleId="85">
     <w:name w:val="Medium Grid 1 Accent 2"/>
     <w:basedOn w:val="32"/>
+    <w:qFormat/>
     <w:uiPriority w:val="67"/>
     <w:pPr>
       <w:spacing w:after="0" w:line="240" w:lineRule="auto"/>
@@ -10240,6 +10304,7 @@
   <w:style w:type="table" w:styleId="87">
     <w:name w:val="Medium Grid 1 Accent 4"/>
     <w:basedOn w:val="32"/>
+    <w:qFormat/>
     <w:uiPriority w:val="67"/>
     <w:pPr>
       <w:spacing w:after="0" w:line="240" w:lineRule="auto"/>
@@ -10309,6 +10374,7 @@
   <w:style w:type="table" w:styleId="88">
     <w:name w:val="Medium Grid 1 Accent 5"/>
     <w:basedOn w:val="32"/>
+    <w:qFormat/>
     <w:uiPriority w:val="67"/>
     <w:pPr>
       <w:spacing w:after="0" w:line="240" w:lineRule="auto"/>
@@ -10378,6 +10444,7 @@
   <w:style w:type="table" w:styleId="89">
     <w:name w:val="Medium Grid 1 Accent 6"/>
     <w:basedOn w:val="32"/>
+    <w:qFormat/>
     <w:uiPriority w:val="67"/>
     <w:pPr>
       <w:spacing w:after="0" w:line="240" w:lineRule="auto"/>
@@ -10741,6 +10808,7 @@
   <w:style w:type="table" w:styleId="92">
     <w:name w:val="Medium Grid 2 Accent 2"/>
     <w:basedOn w:val="32"/>
+    <w:qFormat/>
     <w:uiPriority w:val="68"/>
     <w:pPr>
       <w:spacing w:after="0" w:line="240" w:lineRule="auto"/>
@@ -10887,6 +10955,7 @@
   <w:style w:type="table" w:styleId="93">
     <w:name w:val="Medium Grid 2 Accent 3"/>
     <w:basedOn w:val="32"/>
+    <w:qFormat/>
     <w:uiPriority w:val="68"/>
     <w:pPr>
       <w:spacing w:after="0" w:line="240" w:lineRule="auto"/>
@@ -11033,6 +11102,7 @@
   <w:style w:type="table" w:styleId="94">
     <w:name w:val="Medium Grid 2 Accent 4"/>
     <w:basedOn w:val="32"/>
+    <w:qFormat/>
     <w:uiPriority w:val="68"/>
     <w:pPr>
       <w:spacing w:after="0" w:line="240" w:lineRule="auto"/>
@@ -11179,6 +11249,7 @@
   <w:style w:type="table" w:styleId="95">
     <w:name w:val="Medium Grid 2 Accent 5"/>
     <w:basedOn w:val="32"/>
+    <w:qFormat/>
     <w:uiPriority w:val="68"/>
     <w:pPr>
       <w:spacing w:after="0" w:line="240" w:lineRule="auto"/>
@@ -11325,6 +11396,7 @@
   <w:style w:type="table" w:styleId="96">
     <w:name w:val="Medium Grid 2 Accent 6"/>
     <w:basedOn w:val="32"/>
+    <w:qFormat/>
     <w:uiPriority w:val="68"/>
     <w:pPr>
       <w:spacing w:after="0" w:line="240" w:lineRule="auto"/>
@@ -11471,6 +11543,7 @@
   <w:style w:type="table" w:styleId="97">
     <w:name w:val="Medium Grid 3"/>
     <w:basedOn w:val="32"/>
+    <w:qFormat/>
     <w:uiPriority w:val="69"/>
     <w:pPr>
       <w:spacing w:after="0" w:line="240" w:lineRule="auto"/>
@@ -11628,6 +11701,7 @@
   <w:style w:type="table" w:styleId="98">
     <w:name w:val="Medium Grid 3 Accent 1"/>
     <w:basedOn w:val="32"/>
+    <w:qFormat/>
     <w:uiPriority w:val="69"/>
     <w:pPr>
       <w:spacing w:after="0" w:line="240" w:lineRule="auto"/>
@@ -11943,6 +12017,7 @@
   <w:style w:type="table" w:styleId="100">
     <w:name w:val="Medium Grid 3 Accent 3"/>
     <w:basedOn w:val="32"/>
+    <w:qFormat/>
     <w:uiPriority w:val="69"/>
     <w:pPr>
       <w:spacing w:after="0" w:line="240" w:lineRule="auto"/>
@@ -12258,6 +12333,7 @@
   <w:style w:type="table" w:styleId="102">
     <w:name w:val="Medium Grid 3 Accent 5"/>
     <w:basedOn w:val="32"/>
+    <w:qFormat/>
     <w:uiPriority w:val="69"/>
     <w:pPr>
       <w:spacing w:after="0" w:line="240" w:lineRule="auto"/>
@@ -12415,6 +12491,7 @@
   <w:style w:type="table" w:styleId="103">
     <w:name w:val="Medium Grid 3 Accent 6"/>
     <w:basedOn w:val="32"/>
+    <w:qFormat/>
     <w:uiPriority w:val="69"/>
     <w:pPr>
       <w:spacing w:after="0" w:line="240" w:lineRule="auto"/>
@@ -12688,6 +12765,7 @@
   <w:style w:type="table" w:styleId="105">
     <w:name w:val="Dark List Accent 1"/>
     <w:basedOn w:val="32"/>
+    <w:qFormat/>
     <w:uiPriority w:val="70"/>
     <w:pPr>
       <w:spacing w:after="0" w:line="240" w:lineRule="auto"/>
@@ -12803,6 +12881,7 @@
   <w:style w:type="table" w:styleId="106">
     <w:name w:val="Dark List Accent 2"/>
     <w:basedOn w:val="32"/>
+    <w:qFormat/>
     <w:uiPriority w:val="70"/>
     <w:pPr>
       <w:spacing w:after="0" w:line="240" w:lineRule="auto"/>
@@ -12918,6 +12997,7 @@
   <w:style w:type="table" w:styleId="107">
     <w:name w:val="Dark List Accent 3"/>
     <w:basedOn w:val="32"/>
+    <w:qFormat/>
     <w:uiPriority w:val="70"/>
     <w:pPr>
       <w:spacing w:after="0" w:line="240" w:lineRule="auto"/>
@@ -13149,6 +13229,7 @@
   <w:style w:type="table" w:styleId="109">
     <w:name w:val="Dark List Accent 5"/>
     <w:basedOn w:val="32"/>
+    <w:qFormat/>
     <w:uiPriority w:val="70"/>
     <w:pPr>
       <w:spacing w:after="0" w:line="240" w:lineRule="auto"/>
@@ -13264,6 +13345,7 @@
   <w:style w:type="table" w:styleId="110">
     <w:name w:val="Dark List Accent 6"/>
     <w:basedOn w:val="32"/>
+    <w:qFormat/>
     <w:uiPriority w:val="70"/>
     <w:pPr>
       <w:spacing w:after="0" w:line="240" w:lineRule="auto"/>
@@ -13528,6 +13610,7 @@
   <w:style w:type="table" w:styleId="112">
     <w:name w:val="Colorful Shading Accent 1"/>
     <w:basedOn w:val="32"/>
+    <w:qFormat/>
     <w:uiPriority w:val="71"/>
     <w:pPr>
       <w:spacing w:after="0" w:line="240" w:lineRule="auto"/>
@@ -13676,6 +13759,7 @@
   <w:style w:type="table" w:styleId="113">
     <w:name w:val="Colorful Shading Accent 2"/>
     <w:basedOn w:val="32"/>
+    <w:qFormat/>
     <w:uiPriority w:val="71"/>
     <w:pPr>
       <w:spacing w:after="0" w:line="240" w:lineRule="auto"/>
@@ -13824,6 +13908,7 @@
   <w:style w:type="table" w:styleId="114">
     <w:name w:val="Colorful Shading Accent 3"/>
     <w:basedOn w:val="32"/>
+    <w:qFormat/>
     <w:uiPriority w:val="71"/>
     <w:pPr>
       <w:spacing w:after="0" w:line="240" w:lineRule="auto"/>
@@ -14399,6 +14484,7 @@
   <w:style w:type="table" w:styleId="118">
     <w:name w:val="Colorful List"/>
     <w:basedOn w:val="32"/>
+    <w:qFormat/>
     <w:uiPriority w:val="72"/>
     <w:pPr>
       <w:spacing w:after="0" w:line="240" w:lineRule="auto"/>
@@ -14491,6 +14577,7 @@
   <w:style w:type="table" w:styleId="119">
     <w:name w:val="Colorful List Accent 1"/>
     <w:basedOn w:val="32"/>
+    <w:qFormat/>
     <w:uiPriority w:val="72"/>
     <w:pPr>
       <w:spacing w:after="0" w:line="240" w:lineRule="auto"/>
@@ -14583,6 +14670,7 @@
   <w:style w:type="table" w:styleId="120">
     <w:name w:val="Colorful List Accent 2"/>
     <w:basedOn w:val="32"/>
+    <w:qFormat/>
     <w:uiPriority w:val="72"/>
     <w:pPr>
       <w:spacing w:after="0" w:line="240" w:lineRule="auto"/>
@@ -14954,6 +15042,7 @@
   <w:style w:type="table" w:styleId="124">
     <w:name w:val="Colorful List Accent 6"/>
     <w:basedOn w:val="32"/>
+    <w:qFormat/>
     <w:uiPriority w:val="72"/>
     <w:pPr>
       <w:spacing w:after="0" w:line="240" w:lineRule="auto"/>
@@ -15337,6 +15426,7 @@
   <w:style w:type="table" w:styleId="128">
     <w:name w:val="Colorful Grid Accent 3"/>
     <w:basedOn w:val="32"/>
+    <w:qFormat/>
     <w:uiPriority w:val="73"/>
     <w:pPr>
       <w:spacing w:after="0" w:line="240" w:lineRule="auto"/>
@@ -15433,6 +15523,7 @@
   <w:style w:type="table" w:styleId="129">
     <w:name w:val="Colorful Grid Accent 4"/>
     <w:basedOn w:val="32"/>
+    <w:qFormat/>
     <w:uiPriority w:val="73"/>
     <w:pPr>
       <w:spacing w:after="0" w:line="240" w:lineRule="auto"/>
@@ -15626,6 +15717,7 @@
   <w:style w:type="table" w:styleId="131">
     <w:name w:val="Colorful Grid Accent 6"/>
     <w:basedOn w:val="32"/>
+    <w:qFormat/>
     <w:uiPriority w:val="73"/>
     <w:pPr>
       <w:spacing w:after="0" w:line="240" w:lineRule="auto"/>
@@ -15786,6 +15878,7 @@
     <w:name w:val="Heading 2 Char"/>
     <w:basedOn w:val="132"/>
     <w:link w:val="4"/>
+    <w:qFormat/>
     <w:uiPriority w:val="9"/>
     <w:rPr>
       <w:rFonts w:asciiTheme="majorHAnsi" w:hAnsiTheme="majorHAnsi" w:eastAsiaTheme="majorEastAsia" w:cstheme="majorBidi"/>
@@ -15805,6 +15898,7 @@
     <w:name w:val="Heading 3 Char"/>
     <w:basedOn w:val="132"/>
     <w:link w:val="5"/>
+    <w:qFormat/>
     <w:uiPriority w:val="9"/>
     <w:rPr>
       <w:rFonts w:asciiTheme="majorHAnsi" w:hAnsiTheme="majorHAnsi" w:eastAsiaTheme="majorEastAsia" w:cstheme="majorBidi"/>
@@ -15822,6 +15916,7 @@
     <w:name w:val="Title Char"/>
     <w:basedOn w:val="132"/>
     <w:link w:val="31"/>
+    <w:qFormat/>
     <w:uiPriority w:val="10"/>
     <w:rPr>
       <w:rFonts w:asciiTheme="majorHAnsi" w:hAnsiTheme="majorHAnsi" w:eastAsiaTheme="majorEastAsia" w:cstheme="majorBidi"/>
@@ -15836,6 +15931,7 @@
     <w:name w:val="Subtitle Char"/>
     <w:basedOn w:val="132"/>
     <w:link w:val="26"/>
+    <w:qFormat/>
     <w:uiPriority w:val="11"/>
     <w:rPr>
       <w:rFonts w:asciiTheme="majorHAnsi" w:hAnsiTheme="majorHAnsi" w:eastAsiaTheme="majorEastAsia" w:cstheme="majorBidi"/>
@@ -15866,12 +15962,14 @@
     <w:name w:val="Body Text Char"/>
     <w:basedOn w:val="132"/>
     <w:link w:val="19"/>
+    <w:qFormat/>
     <w:uiPriority w:val="99"/>
   </w:style>
   <w:style w:type="character" w:customStyle="1" w:styleId="145">
     <w:name w:val="Body Text 2 Char"/>
     <w:basedOn w:val="132"/>
     <w:link w:val="28"/>
+    <w:qFormat/>
     <w:uiPriority w:val="99"/>
   </w:style>
   <w:style w:type="character" w:customStyle="1" w:styleId="146">
@@ -15889,6 +15987,7 @@
     <w:name w:val="Macro Text Char"/>
     <w:basedOn w:val="132"/>
     <w:link w:val="2"/>
+    <w:qFormat/>
     <w:uiPriority w:val="99"/>
     <w:rPr>
       <w:rFonts w:ascii="Courier" w:hAnsi="Courier"/>
@@ -15918,6 +16017,7 @@
     <w:name w:val="Quote Char"/>
     <w:basedOn w:val="132"/>
     <w:link w:val="148"/>
+    <w:qFormat/>
     <w:uiPriority w:val="29"/>
     <w:rPr>
       <w:i/>
@@ -15935,6 +16035,7 @@
     <w:basedOn w:val="132"/>
     <w:link w:val="6"/>
     <w:semiHidden/>
+    <w:qFormat/>
     <w:uiPriority w:val="9"/>
     <w:rPr>
       <w:rFonts w:asciiTheme="majorHAnsi" w:hAnsiTheme="majorHAnsi" w:eastAsiaTheme="majorEastAsia" w:cstheme="majorBidi"/>
@@ -15955,6 +16056,7 @@
     <w:basedOn w:val="132"/>
     <w:link w:val="7"/>
     <w:semiHidden/>
+    <w:qFormat/>
     <w:uiPriority w:val="9"/>
     <w:rPr>
       <w:rFonts w:asciiTheme="majorHAnsi" w:hAnsiTheme="majorHAnsi" w:eastAsiaTheme="majorEastAsia" w:cstheme="majorBidi"/>
@@ -15966,6 +16068,7 @@
     <w:basedOn w:val="132"/>
     <w:link w:val="8"/>
     <w:semiHidden/>
+    <w:qFormat/>
     <w:uiPriority w:val="9"/>
     <w:rPr>
       <w:rFonts w:asciiTheme="majorHAnsi" w:hAnsiTheme="majorHAnsi" w:eastAsiaTheme="majorEastAsia" w:cstheme="majorBidi"/>
@@ -15979,6 +16082,7 @@
     <w:basedOn w:val="132"/>
     <w:link w:val="9"/>
     <w:semiHidden/>
+    <w:qFormat/>
     <w:uiPriority w:val="9"/>
     <w:rPr>
       <w:rFonts w:asciiTheme="majorHAnsi" w:hAnsiTheme="majorHAnsi" w:eastAsiaTheme="majorEastAsia" w:cstheme="majorBidi"/>
@@ -16000,6 +16104,7 @@
     <w:basedOn w:val="132"/>
     <w:link w:val="10"/>
     <w:semiHidden/>
+    <w:qFormat/>
     <w:uiPriority w:val="9"/>
     <w:rPr>
       <w:rFonts w:asciiTheme="majorHAnsi" w:hAnsiTheme="majorHAnsi" w:eastAsiaTheme="majorEastAsia" w:cstheme="majorBidi"/>
@@ -16018,6 +16123,7 @@
     <w:basedOn w:val="132"/>
     <w:link w:val="11"/>
     <w:semiHidden/>
+    <w:qFormat/>
     <w:uiPriority w:val="9"/>
     <w:rPr>
       <w:rFonts w:asciiTheme="majorHAnsi" w:hAnsiTheme="majorHAnsi" w:eastAsiaTheme="majorEastAsia" w:cstheme="majorBidi"/>
@@ -16067,6 +16173,7 @@
     <w:name w:val="Intense Quote Char"/>
     <w:basedOn w:val="132"/>
     <w:link w:val="156"/>
+    <w:qFormat/>
     <w:uiPriority w:val="30"/>
     <w:rPr>
       <w:b/>
